--- a/١١ - سيناريوهات فيديو الاستخدام/بنين/سيناريو فيديو — مدير المجمع — ابن خلدون.docx
+++ b/١١ - سيناريوهات فيديو الاستخدام/بنين/سيناريو فيديو — مدير المجمع — ابن خلدون.docx
@@ -1789,7 +1789,7 @@
           <w:szCs w:val="20"/>
           <w:rtl/>
         </w:rPr>
-        <w:t xml:space="preserve">   اعرف ما يقع عليك</w:t>
+        <w:t xml:space="preserve">   اعرف ما يحتاجك أولاً</w:t>
       </w:r>
     </w:p>
     <w:p>
@@ -1947,7 +1947,7 @@
           <w:szCs w:val="24"/>
           <w:rtl/>
         </w:rPr>
-        <w:t>وهذه وحدَها ما ترصده — ومعك فيها الوكيلُ التعليميُّ ومديرُ المدرسة.</w:t>
+        <w:t>وهذه أولى ما تبدأ به — إذ لا أحدَ سواك ومن معك يرصدها.</w:t>
       </w:r>
       <w:r>
         <w:rPr>
@@ -2114,7 +2114,7 @@
           <w:szCs w:val="20"/>
           <w:rtl/>
         </w:rPr>
-        <w:t xml:space="preserve">   ارصد حصةَ الفجوة</w:t>
+        <w:t xml:space="preserve">   ارصد الحصة</w:t>
       </w:r>
     </w:p>
     <w:p>
@@ -2232,7 +2232,7 @@
           <w:szCs w:val="24"/>
           <w:rtl/>
         </w:rPr>
-        <w:t>افتح الحصةَ من التقرير، وصفتُك «مدير المجمع» تُملأ من دورك تلقائياً.</w:t>
+        <w:t>افتح الحصةَ، وصفتُك «مدير المجمع» تُملأ من دورك تلقائياً.</w:t>
       </w:r>
       <w:r>
         <w:rPr>
@@ -2812,7 +2812,7 @@
           <w:szCs w:val="24"/>
           <w:rtl/>
         </w:rPr>
-        <w:t>مجمعُك نطاقُك: لا ترى غيره ولا يراه غيرُك. وما لا مشرفَ لتخصصه لا يبقى بلا تقييمٍ ما دمتَ تراه.</w:t>
+        <w:t>مجمعُك نطاقُك: لا ترى غيره ولا يراه غيرُك. ولك استمارتُك المستقلةُ على أيِّ حصةٍ فيه، والمعتمَدُ متوسطُ من رصد.</w:t>
       </w:r>
       <w:r>
         <w:rPr>
@@ -2957,7 +2957,7 @@
                 <w:szCs w:val="23"/>
                 <w:rtl/>
               </w:rPr>
-              <w:t xml:space="preserve"> — لها مشرفٌ مختصٌّ بالاسم — والرصدُ له. وأنت ترصد ما لا مشرفَ لتخصصه.</w:t>
+              <w:t xml:space="preserve"> — هي خارجَ مجمعك — والرصدُ لمن الحصةُ في نطاقه. وما كان في مجمعك فاستمارتُه تُفتح لك.</w:t>
             </w:r>
           </w:p>
         </w:tc>
